--- a/content-src/docx/R G 2002 10 19 John Wilkinson.docx
+++ b/content-src/docx/R G 2002 10 19 John Wilkinson.docx
@@ -46,13 +46,15 @@
       <w:r>
         <w:t>Effigies Against the Light</w:t>
       </w:r>
-    </w:p>
-    <w:p>
+      <w:r>
+        <w:br/>
+      </w:r>
       <w:r>
         <w:t>by John Wilkinson</w:t>
       </w:r>
-    </w:p>
-    <w:p>
+      <w:r>
+        <w:br/>
+      </w:r>
       <w:r>
         <w:t>199pp, Salt, £15.95</w:t>
       </w:r>
